--- a/clanki/Kako dodaš nov članek.docx
+++ b/clanki/Kako dodaš nov članek.docx
@@ -1602,6 +1602,1027 @@
           <w:lang w:val="en-SI"/>
         </w:rPr>
         <w:t>)</w:t>
+      </w:r>
+    </w:p>
+    <w:p>
+      <w:pPr>
+        <w:rPr>
+          <w:b/>
+          <w:bCs/>
+          <w:lang w:val="en-SI"/>
+        </w:rPr>
+      </w:pPr>
+      <w:r>
+        <w:rPr>
+          <w:b/>
+          <w:bCs/>
+          <w:lang w:val="en-SI"/>
+        </w:rPr>
+        <w:lastRenderedPageBreak/>
+        <w:t xml:space="preserve">Kako </w:t>
+      </w:r>
+      <w:proofErr w:type="spellStart"/>
+      <w:r>
+        <w:rPr>
+          <w:b/>
+          <w:bCs/>
+          <w:lang w:val="en-SI"/>
+        </w:rPr>
+        <w:t>dodaš</w:t>
+      </w:r>
+      <w:proofErr w:type="spellEnd"/>
+      <w:r>
+        <w:rPr>
+          <w:b/>
+          <w:bCs/>
+          <w:lang w:val="en-SI"/>
+        </w:rPr>
+        <w:t xml:space="preserve"> </w:t>
+      </w:r>
+      <w:proofErr w:type="spellStart"/>
+      <w:r>
+        <w:rPr>
+          <w:b/>
+          <w:bCs/>
+          <w:lang w:val="en-SI"/>
+        </w:rPr>
+        <w:t>nov</w:t>
+      </w:r>
+      <w:proofErr w:type="spellEnd"/>
+      <w:r>
+        <w:rPr>
+          <w:b/>
+          <w:bCs/>
+          <w:lang w:val="en-SI"/>
+        </w:rPr>
+        <w:t xml:space="preserve"> </w:t>
+      </w:r>
+      <w:proofErr w:type="spellStart"/>
+      <w:r>
+        <w:rPr>
+          <w:b/>
+          <w:bCs/>
+          <w:lang w:val="en-SI"/>
+        </w:rPr>
+        <w:t>članek</w:t>
+      </w:r>
+      <w:proofErr w:type="spellEnd"/>
+      <w:r>
+        <w:rPr>
+          <w:b/>
+          <w:bCs/>
+          <w:lang w:val="en-SI"/>
+        </w:rPr>
+        <w:t xml:space="preserve"> (</w:t>
+      </w:r>
+      <w:proofErr w:type="spellStart"/>
+      <w:r>
+        <w:rPr>
+          <w:b/>
+          <w:bCs/>
+          <w:lang w:val="en-SI"/>
+        </w:rPr>
+        <w:t>najbolj</w:t>
+      </w:r>
+      <w:proofErr w:type="spellEnd"/>
+      <w:r>
+        <w:rPr>
+          <w:b/>
+          <w:bCs/>
+          <w:lang w:val="en-SI"/>
+        </w:rPr>
+        <w:t xml:space="preserve"> </w:t>
+      </w:r>
+      <w:proofErr w:type="spellStart"/>
+      <w:r>
+        <w:rPr>
+          <w:b/>
+          <w:bCs/>
+          <w:lang w:val="en-SI"/>
+        </w:rPr>
+        <w:t>enostavno</w:t>
+      </w:r>
+      <w:proofErr w:type="spellEnd"/>
+      <w:r>
+        <w:rPr>
+          <w:b/>
+          <w:bCs/>
+          <w:lang w:val="en-SI"/>
+        </w:rPr>
+        <w:t>)</w:t>
+      </w:r>
+    </w:p>
+    <w:p>
+      <w:pPr>
+        <w:numPr>
+          <w:ilvl w:val="0"/>
+          <w:numId w:val="12"/>
+        </w:numPr>
+        <w:rPr>
+          <w:lang w:val="en-SI"/>
+        </w:rPr>
+      </w:pPr>
+      <w:r>
+        <w:rPr>
+          <w:lang w:val="en-SI"/>
+        </w:rPr>
+        <w:t xml:space="preserve">V </w:t>
+      </w:r>
+      <w:proofErr w:type="spellStart"/>
+      <w:r>
+        <w:rPr>
+          <w:lang w:val="en-SI"/>
+        </w:rPr>
+        <w:t>Explorerju</w:t>
+      </w:r>
+      <w:proofErr w:type="spellEnd"/>
+      <w:r>
+        <w:rPr>
+          <w:lang w:val="en-SI"/>
+        </w:rPr>
+        <w:t xml:space="preserve"> (</w:t>
+      </w:r>
+      <w:proofErr w:type="spellStart"/>
+      <w:r>
+        <w:rPr>
+          <w:lang w:val="en-SI"/>
+        </w:rPr>
+        <w:t>levo</w:t>
+      </w:r>
+      <w:proofErr w:type="spellEnd"/>
+      <w:r>
+        <w:rPr>
+          <w:lang w:val="en-SI"/>
+        </w:rPr>
+        <w:t xml:space="preserve"> v IDE) </w:t>
+      </w:r>
+      <w:proofErr w:type="spellStart"/>
+      <w:r>
+        <w:rPr>
+          <w:lang w:val="en-SI"/>
+        </w:rPr>
+        <w:t>odpri</w:t>
+      </w:r>
+      <w:proofErr w:type="spellEnd"/>
+      <w:r>
+        <w:rPr>
+          <w:lang w:val="en-SI"/>
+        </w:rPr>
+        <w:t xml:space="preserve"> </w:t>
+      </w:r>
+      <w:proofErr w:type="spellStart"/>
+      <w:r>
+        <w:rPr>
+          <w:lang w:val="en-SI"/>
+        </w:rPr>
+        <w:t>mapo</w:t>
+      </w:r>
+      <w:proofErr w:type="spellEnd"/>
+      <w:r>
+        <w:rPr>
+          <w:lang w:val="en-SI"/>
+        </w:rPr>
+        <w:t> </w:t>
+      </w:r>
+      <w:proofErr w:type="spellStart"/>
+      <w:r>
+        <w:rPr>
+          <w:lang w:val="en-SI"/>
+        </w:rPr>
+        <w:t>clanki</w:t>
+      </w:r>
+      <w:proofErr w:type="spellEnd"/>
+    </w:p>
+    <w:p>
+      <w:pPr>
+        <w:numPr>
+          <w:ilvl w:val="0"/>
+          <w:numId w:val="12"/>
+        </w:numPr>
+        <w:rPr>
+          <w:lang w:val="en-SI"/>
+        </w:rPr>
+      </w:pPr>
+      <w:proofErr w:type="spellStart"/>
+      <w:r>
+        <w:rPr>
+          <w:lang w:val="en-SI"/>
+        </w:rPr>
+        <w:t>Desni</w:t>
+      </w:r>
+      <w:proofErr w:type="spellEnd"/>
+      <w:r>
+        <w:rPr>
+          <w:lang w:val="en-SI"/>
+        </w:rPr>
+        <w:t xml:space="preserve"> </w:t>
+      </w:r>
+      <w:proofErr w:type="spellStart"/>
+      <w:r>
+        <w:rPr>
+          <w:lang w:val="en-SI"/>
+        </w:rPr>
+        <w:t>klik</w:t>
+      </w:r>
+      <w:proofErr w:type="spellEnd"/>
+      <w:r>
+        <w:rPr>
+          <w:lang w:val="en-SI"/>
+        </w:rPr>
+        <w:t xml:space="preserve"> </w:t>
+      </w:r>
+      <w:proofErr w:type="spellStart"/>
+      <w:r>
+        <w:rPr>
+          <w:lang w:val="en-SI"/>
+        </w:rPr>
+        <w:t>na</w:t>
+      </w:r>
+      <w:proofErr w:type="spellEnd"/>
+      <w:r>
+        <w:rPr>
+          <w:lang w:val="en-SI"/>
+        </w:rPr>
+        <w:t> </w:t>
+      </w:r>
+    </w:p>
+    <w:p>
+      <w:pPr>
+        <w:rPr>
+          <w:lang w:val="en-SI"/>
+        </w:rPr>
+      </w:pPr>
+      <w:r>
+        <w:rPr>
+          <w:lang w:val="en-SI"/>
+        </w:rPr>
+        <w:t>template-clanek.html</w:t>
+      </w:r>
+    </w:p>
+    <w:p>
+      <w:pPr>
+        <w:numPr>
+          <w:ilvl w:val="0"/>
+          <w:numId w:val="12"/>
+        </w:numPr>
+        <w:rPr>
+          <w:lang w:val="en-SI"/>
+        </w:rPr>
+      </w:pPr>
+      <w:r>
+        <w:rPr>
+          <w:b/>
+          <w:bCs/>
+          <w:lang w:val="en-SI"/>
+        </w:rPr>
+        <w:t>Copy / Paste</w:t>
+      </w:r>
+      <w:r>
+        <w:rPr>
+          <w:lang w:val="en-SI"/>
+        </w:rPr>
+        <w:t xml:space="preserve"> v </w:t>
+      </w:r>
+      <w:proofErr w:type="spellStart"/>
+      <w:r>
+        <w:rPr>
+          <w:lang w:val="en-SI"/>
+        </w:rPr>
+        <w:t>isto</w:t>
+      </w:r>
+      <w:proofErr w:type="spellEnd"/>
+      <w:r>
+        <w:rPr>
+          <w:lang w:val="en-SI"/>
+        </w:rPr>
+        <w:t xml:space="preserve"> </w:t>
+      </w:r>
+      <w:proofErr w:type="spellStart"/>
+      <w:r>
+        <w:rPr>
+          <w:lang w:val="en-SI"/>
+        </w:rPr>
+        <w:t>mapo</w:t>
+      </w:r>
+      <w:proofErr w:type="spellEnd"/>
+    </w:p>
+    <w:p>
+      <w:pPr>
+        <w:numPr>
+          <w:ilvl w:val="0"/>
+          <w:numId w:val="12"/>
+        </w:numPr>
+        <w:rPr>
+          <w:lang w:val="en-SI"/>
+        </w:rPr>
+      </w:pPr>
+      <w:proofErr w:type="spellStart"/>
+      <w:r>
+        <w:rPr>
+          <w:lang w:val="en-SI"/>
+        </w:rPr>
+        <w:t>Preimenuj</w:t>
+      </w:r>
+      <w:proofErr w:type="spellEnd"/>
+      <w:r>
+        <w:rPr>
+          <w:lang w:val="en-SI"/>
+        </w:rPr>
+        <w:t xml:space="preserve"> </w:t>
+      </w:r>
+      <w:proofErr w:type="spellStart"/>
+      <w:r>
+        <w:rPr>
+          <w:lang w:val="en-SI"/>
+        </w:rPr>
+        <w:t>npr</w:t>
+      </w:r>
+      <w:proofErr w:type="spellEnd"/>
+      <w:r>
+        <w:rPr>
+          <w:lang w:val="en-SI"/>
+        </w:rPr>
+        <w:t>. v:</w:t>
+      </w:r>
+    </w:p>
+    <w:p>
+      <w:pPr>
+        <w:numPr>
+          <w:ilvl w:val="1"/>
+          <w:numId w:val="12"/>
+        </w:numPr>
+        <w:rPr>
+          <w:lang w:val="en-SI"/>
+        </w:rPr>
+      </w:pPr>
+      <w:proofErr w:type="spellStart"/>
+      <w:r>
+        <w:rPr>
+          <w:lang w:val="en-SI"/>
+        </w:rPr>
+        <w:t>clanki</w:t>
+      </w:r>
+      <w:proofErr w:type="spellEnd"/>
+      <w:r>
+        <w:rPr>
+          <w:lang w:val="en-SI"/>
+        </w:rPr>
+        <w:t>/kaj-je-euribor.html (</w:t>
+      </w:r>
+      <w:proofErr w:type="spellStart"/>
+      <w:r>
+        <w:rPr>
+          <w:lang w:val="en-SI"/>
+        </w:rPr>
+        <w:t>pravilo</w:t>
+      </w:r>
+      <w:proofErr w:type="spellEnd"/>
+      <w:r>
+        <w:rPr>
+          <w:lang w:val="en-SI"/>
+        </w:rPr>
+        <w:t xml:space="preserve">: male </w:t>
+      </w:r>
+      <w:proofErr w:type="spellStart"/>
+      <w:r>
+        <w:rPr>
+          <w:lang w:val="en-SI"/>
+        </w:rPr>
+        <w:t>črke</w:t>
+      </w:r>
+      <w:proofErr w:type="spellEnd"/>
+      <w:r>
+        <w:rPr>
+          <w:lang w:val="en-SI"/>
+        </w:rPr>
+        <w:t xml:space="preserve">, minus -, </w:t>
+      </w:r>
+      <w:proofErr w:type="spellStart"/>
+      <w:r>
+        <w:rPr>
+          <w:lang w:val="en-SI"/>
+        </w:rPr>
+        <w:t>brez</w:t>
+      </w:r>
+      <w:proofErr w:type="spellEnd"/>
+      <w:r>
+        <w:rPr>
+          <w:lang w:val="en-SI"/>
+        </w:rPr>
+        <w:t> </w:t>
+      </w:r>
+      <w:proofErr w:type="spellStart"/>
+      <w:r>
+        <w:rPr>
+          <w:lang w:val="en-SI"/>
+        </w:rPr>
+        <w:t>šumnikov</w:t>
+      </w:r>
+      <w:proofErr w:type="spellEnd"/>
+      <w:r>
+        <w:rPr>
+          <w:lang w:val="en-SI"/>
+        </w:rPr>
+        <w:t>)</w:t>
+      </w:r>
+    </w:p>
+    <w:p>
+      <w:pPr>
+        <w:numPr>
+          <w:ilvl w:val="0"/>
+          <w:numId w:val="12"/>
+        </w:numPr>
+        <w:rPr>
+          <w:lang w:val="en-SI"/>
+        </w:rPr>
+      </w:pPr>
+      <w:proofErr w:type="spellStart"/>
+      <w:r>
+        <w:rPr>
+          <w:lang w:val="en-SI"/>
+        </w:rPr>
+        <w:t>Odpri</w:t>
+      </w:r>
+      <w:proofErr w:type="spellEnd"/>
+      <w:r>
+        <w:rPr>
+          <w:lang w:val="en-SI"/>
+        </w:rPr>
+        <w:t xml:space="preserve"> novo </w:t>
+      </w:r>
+      <w:proofErr w:type="spellStart"/>
+      <w:r>
+        <w:rPr>
+          <w:lang w:val="en-SI"/>
+        </w:rPr>
+        <w:t>datoteko</w:t>
+      </w:r>
+      <w:proofErr w:type="spellEnd"/>
+      <w:r>
+        <w:rPr>
+          <w:lang w:val="en-SI"/>
+        </w:rPr>
+        <w:t xml:space="preserve"> in </w:t>
+      </w:r>
+      <w:proofErr w:type="spellStart"/>
+      <w:r>
+        <w:rPr>
+          <w:lang w:val="en-SI"/>
+        </w:rPr>
+        <w:t>spremeni</w:t>
+      </w:r>
+      <w:proofErr w:type="spellEnd"/>
+      <w:r>
+        <w:rPr>
+          <w:lang w:val="en-SI"/>
+        </w:rPr>
+        <w:t>:</w:t>
+      </w:r>
+    </w:p>
+    <w:p>
+      <w:pPr>
+        <w:numPr>
+          <w:ilvl w:val="0"/>
+          <w:numId w:val="13"/>
+        </w:numPr>
+        <w:rPr>
+          <w:lang w:val="en-SI"/>
+        </w:rPr>
+      </w:pPr>
+      <w:r>
+        <w:rPr>
+          <w:lang w:val="en-SI"/>
+        </w:rPr>
+        <w:t>&lt;title&gt;</w:t>
+      </w:r>
+    </w:p>
+    <w:p>
+      <w:pPr>
+        <w:numPr>
+          <w:ilvl w:val="0"/>
+          <w:numId w:val="13"/>
+        </w:numPr>
+        <w:rPr>
+          <w:lang w:val="en-SI"/>
+        </w:rPr>
+      </w:pPr>
+      <w:r>
+        <w:rPr>
+          <w:lang w:val="en-SI"/>
+        </w:rPr>
+        <w:t>meta name="description"</w:t>
+      </w:r>
+    </w:p>
+    <w:p>
+      <w:pPr>
+        <w:numPr>
+          <w:ilvl w:val="0"/>
+          <w:numId w:val="13"/>
+        </w:numPr>
+        <w:rPr>
+          <w:lang w:val="en-SI"/>
+        </w:rPr>
+      </w:pPr>
+      <w:r>
+        <w:rPr>
+          <w:lang w:val="en-SI"/>
+        </w:rPr>
+        <w:t xml:space="preserve">&lt;link </w:t>
+      </w:r>
+      <w:proofErr w:type="spellStart"/>
+      <w:r>
+        <w:rPr>
+          <w:lang w:val="en-SI"/>
+        </w:rPr>
+        <w:t>rel</w:t>
+      </w:r>
+      <w:proofErr w:type="spellEnd"/>
+      <w:r>
+        <w:rPr>
+          <w:lang w:val="en-SI"/>
+        </w:rPr>
+        <w:t xml:space="preserve">="canonical" </w:t>
+      </w:r>
+      <w:proofErr w:type="spellStart"/>
+      <w:r>
+        <w:rPr>
+          <w:lang w:val="en-SI"/>
+        </w:rPr>
+        <w:t>href</w:t>
+      </w:r>
+      <w:proofErr w:type="spellEnd"/>
+      <w:r>
+        <w:rPr>
+          <w:lang w:val="en-SI"/>
+        </w:rPr>
+        <w:t>="..."&gt;</w:t>
+      </w:r>
+    </w:p>
+    <w:p>
+      <w:pPr>
+        <w:numPr>
+          <w:ilvl w:val="0"/>
+          <w:numId w:val="13"/>
+        </w:numPr>
+        <w:rPr>
+          <w:lang w:val="en-SI"/>
+        </w:rPr>
+      </w:pPr>
+      <w:proofErr w:type="spellStart"/>
+      <w:proofErr w:type="gramStart"/>
+      <w:r>
+        <w:rPr>
+          <w:lang w:val="en-SI"/>
+        </w:rPr>
+        <w:t>og:title</w:t>
+      </w:r>
+      <w:proofErr w:type="spellEnd"/>
+      <w:proofErr w:type="gramEnd"/>
+      <w:r>
+        <w:rPr>
+          <w:b/>
+          <w:bCs/>
+          <w:lang w:val="en-SI"/>
+        </w:rPr>
+        <w:t>, </w:t>
+      </w:r>
+      <w:proofErr w:type="spellStart"/>
+      <w:proofErr w:type="gramStart"/>
+      <w:r>
+        <w:rPr>
+          <w:lang w:val="en-SI"/>
+        </w:rPr>
+        <w:t>og:description</w:t>
+      </w:r>
+      <w:proofErr w:type="spellEnd"/>
+      <w:proofErr w:type="gramEnd"/>
+      <w:r>
+        <w:rPr>
+          <w:b/>
+          <w:bCs/>
+          <w:lang w:val="en-SI"/>
+        </w:rPr>
+        <w:t>, </w:t>
+      </w:r>
+      <w:proofErr w:type="spellStart"/>
+      <w:r>
+        <w:rPr>
+          <w:lang w:val="en-SI"/>
+        </w:rPr>
+        <w:t>og:url</w:t>
+      </w:r>
+      <w:proofErr w:type="spellEnd"/>
+    </w:p>
+    <w:p>
+      <w:pPr>
+        <w:numPr>
+          <w:ilvl w:val="0"/>
+          <w:numId w:val="13"/>
+        </w:numPr>
+        <w:rPr>
+          <w:lang w:val="en-SI"/>
+        </w:rPr>
+      </w:pPr>
+      <w:proofErr w:type="spellStart"/>
+      <w:r>
+        <w:rPr>
+          <w:lang w:val="en-SI"/>
+        </w:rPr>
+        <w:t>Glavni</w:t>
+      </w:r>
+      <w:proofErr w:type="spellEnd"/>
+      <w:r>
+        <w:rPr>
+          <w:lang w:val="en-SI"/>
+        </w:rPr>
+        <w:t> &lt;h1&gt; </w:t>
+      </w:r>
+      <w:proofErr w:type="spellStart"/>
+      <w:r>
+        <w:rPr>
+          <w:lang w:val="en-SI"/>
+        </w:rPr>
+        <w:t>naslov</w:t>
+      </w:r>
+      <w:proofErr w:type="spellEnd"/>
+      <w:r>
+        <w:rPr>
+          <w:lang w:val="en-SI"/>
+        </w:rPr>
+        <w:t xml:space="preserve"> in </w:t>
+      </w:r>
+      <w:proofErr w:type="spellStart"/>
+      <w:r>
+        <w:rPr>
+          <w:lang w:val="en-SI"/>
+        </w:rPr>
+        <w:t>vsebino</w:t>
+      </w:r>
+      <w:proofErr w:type="spellEnd"/>
+    </w:p>
+    <w:p>
+      <w:pPr>
+        <w:numPr>
+          <w:ilvl w:val="0"/>
+          <w:numId w:val="14"/>
+        </w:numPr>
+        <w:rPr>
+          <w:lang w:val="en-SI"/>
+        </w:rPr>
+      </w:pPr>
+      <w:proofErr w:type="spellStart"/>
+      <w:r>
+        <w:rPr>
+          <w:lang w:val="en-SI"/>
+        </w:rPr>
+        <w:t>Dodaj</w:t>
+      </w:r>
+      <w:proofErr w:type="spellEnd"/>
+      <w:r>
+        <w:rPr>
+          <w:lang w:val="en-SI"/>
+        </w:rPr>
+        <w:t> </w:t>
+      </w:r>
+      <w:proofErr w:type="spellStart"/>
+      <w:r>
+        <w:rPr>
+          <w:lang w:val="en-SI"/>
+        </w:rPr>
+        <w:t>povezavo</w:t>
+      </w:r>
+      <w:proofErr w:type="spellEnd"/>
+      <w:r>
+        <w:rPr>
+          <w:lang w:val="en-SI"/>
+        </w:rPr>
+        <w:t xml:space="preserve"> </w:t>
+      </w:r>
+      <w:proofErr w:type="spellStart"/>
+      <w:r>
+        <w:rPr>
+          <w:lang w:val="en-SI"/>
+        </w:rPr>
+        <w:t>na</w:t>
+      </w:r>
+      <w:proofErr w:type="spellEnd"/>
+      <w:r>
+        <w:rPr>
+          <w:lang w:val="en-SI"/>
+        </w:rPr>
+        <w:t> novi </w:t>
+      </w:r>
+      <w:proofErr w:type="spellStart"/>
+      <w:r>
+        <w:rPr>
+          <w:lang w:val="en-SI"/>
+        </w:rPr>
+        <w:t>članek</w:t>
+      </w:r>
+      <w:proofErr w:type="spellEnd"/>
+      <w:r>
+        <w:rPr>
+          <w:lang w:val="en-SI"/>
+        </w:rPr>
+        <w:t> </w:t>
+      </w:r>
+      <w:proofErr w:type="spellStart"/>
+      <w:r>
+        <w:rPr>
+          <w:lang w:val="en-SI"/>
+        </w:rPr>
+        <w:t>še</w:t>
+      </w:r>
+      <w:proofErr w:type="spellEnd"/>
+      <w:r>
+        <w:rPr>
+          <w:lang w:val="en-SI"/>
+        </w:rPr>
+        <w:t xml:space="preserve"> v:</w:t>
+      </w:r>
+    </w:p>
+    <w:p>
+      <w:pPr>
+        <w:numPr>
+          <w:ilvl w:val="0"/>
+          <w:numId w:val="15"/>
+        </w:numPr>
+        <w:rPr>
+          <w:lang w:val="en-SI"/>
+        </w:rPr>
+      </w:pPr>
+      <w:proofErr w:type="spellStart"/>
+      <w:r>
+        <w:rPr>
+          <w:lang w:val="en-SI"/>
+        </w:rPr>
+        <w:t>clanki</w:t>
+      </w:r>
+      <w:proofErr w:type="spellEnd"/>
+      <w:r>
+        <w:rPr>
+          <w:lang w:val="en-SI"/>
+        </w:rPr>
+        <w:t xml:space="preserve">/index.html (da se </w:t>
+      </w:r>
+      <w:proofErr w:type="spellStart"/>
+      <w:r>
+        <w:rPr>
+          <w:lang w:val="en-SI"/>
+        </w:rPr>
+        <w:t>prikaže</w:t>
+      </w:r>
+      <w:proofErr w:type="spellEnd"/>
+      <w:r>
+        <w:rPr>
+          <w:lang w:val="en-SI"/>
+        </w:rPr>
+        <w:t> </w:t>
+      </w:r>
+      <w:proofErr w:type="spellStart"/>
+      <w:r>
+        <w:rPr>
+          <w:lang w:val="en-SI"/>
+        </w:rPr>
+        <w:t>na</w:t>
+      </w:r>
+      <w:proofErr w:type="spellEnd"/>
+      <w:r>
+        <w:rPr>
+          <w:lang w:val="en-SI"/>
+        </w:rPr>
+        <w:t xml:space="preserve"> </w:t>
+      </w:r>
+      <w:proofErr w:type="spellStart"/>
+      <w:r>
+        <w:rPr>
+          <w:lang w:val="en-SI"/>
+        </w:rPr>
+        <w:t>seznamu</w:t>
+      </w:r>
+      <w:proofErr w:type="spellEnd"/>
+      <w:r>
+        <w:rPr>
+          <w:lang w:val="en-SI"/>
+        </w:rPr>
+        <w:t> “</w:t>
+      </w:r>
+      <w:proofErr w:type="spellStart"/>
+      <w:r>
+        <w:rPr>
+          <w:lang w:val="en-SI"/>
+        </w:rPr>
+        <w:t>Članki</w:t>
+      </w:r>
+      <w:proofErr w:type="spellEnd"/>
+      <w:r>
+        <w:rPr>
+          <w:lang w:val="en-SI"/>
+        </w:rPr>
+        <w:t>”)</w:t>
+      </w:r>
+    </w:p>
+    <w:p>
+      <w:pPr>
+        <w:rPr>
+          <w:lang w:val="en-SI"/>
+        </w:rPr>
+      </w:pPr>
+      <w:proofErr w:type="spellStart"/>
+      <w:r>
+        <w:rPr>
+          <w:lang w:val="en-SI"/>
+        </w:rPr>
+        <w:t>Če</w:t>
+      </w:r>
+      <w:proofErr w:type="spellEnd"/>
+      <w:r>
+        <w:rPr>
+          <w:lang w:val="en-SI"/>
+        </w:rPr>
+        <w:t xml:space="preserve"> </w:t>
+      </w:r>
+      <w:proofErr w:type="spellStart"/>
+      <w:r>
+        <w:rPr>
+          <w:lang w:val="en-SI"/>
+        </w:rPr>
+        <w:t>želiš</w:t>
+      </w:r>
+      <w:proofErr w:type="spellEnd"/>
+      <w:r>
+        <w:rPr>
+          <w:lang w:val="en-SI"/>
+        </w:rPr>
+        <w:t>, mi </w:t>
+      </w:r>
+      <w:proofErr w:type="spellStart"/>
+      <w:r>
+        <w:rPr>
+          <w:lang w:val="en-SI"/>
+        </w:rPr>
+        <w:t>napiši</w:t>
+      </w:r>
+      <w:proofErr w:type="spellEnd"/>
+      <w:r>
+        <w:rPr>
+          <w:lang w:val="en-SI"/>
+        </w:rPr>
+        <w:t> </w:t>
+      </w:r>
+      <w:proofErr w:type="spellStart"/>
+      <w:r>
+        <w:rPr>
+          <w:lang w:val="en-SI"/>
+        </w:rPr>
+        <w:t>naslov</w:t>
+      </w:r>
+      <w:proofErr w:type="spellEnd"/>
+      <w:r>
+        <w:rPr>
+          <w:lang w:val="en-SI"/>
+        </w:rPr>
+        <w:t> </w:t>
+      </w:r>
+      <w:proofErr w:type="spellStart"/>
+      <w:r>
+        <w:rPr>
+          <w:lang w:val="en-SI"/>
+        </w:rPr>
+        <w:t>novega</w:t>
+      </w:r>
+      <w:proofErr w:type="spellEnd"/>
+      <w:r>
+        <w:rPr>
+          <w:lang w:val="en-SI"/>
+        </w:rPr>
+        <w:t xml:space="preserve"> </w:t>
+      </w:r>
+      <w:proofErr w:type="spellStart"/>
+      <w:r>
+        <w:rPr>
+          <w:lang w:val="en-SI"/>
+        </w:rPr>
+        <w:t>članka</w:t>
+      </w:r>
+      <w:proofErr w:type="spellEnd"/>
+      <w:r>
+        <w:rPr>
+          <w:lang w:val="en-SI"/>
+        </w:rPr>
+        <w:t> + URL slug (</w:t>
+      </w:r>
+      <w:proofErr w:type="spellStart"/>
+      <w:r>
+        <w:rPr>
+          <w:lang w:val="en-SI"/>
+        </w:rPr>
+        <w:t>npr</w:t>
+      </w:r>
+      <w:proofErr w:type="spellEnd"/>
+      <w:r>
+        <w:rPr>
+          <w:lang w:val="en-SI"/>
+        </w:rPr>
+        <w:t>. </w:t>
+      </w:r>
+      <w:proofErr w:type="spellStart"/>
+      <w:r>
+        <w:rPr>
+          <w:lang w:val="en-SI"/>
+        </w:rPr>
+        <w:t>kaj</w:t>
+      </w:r>
+      <w:proofErr w:type="spellEnd"/>
+      <w:r>
+        <w:rPr>
+          <w:lang w:val="en-SI"/>
+        </w:rPr>
+        <w:t>-je-</w:t>
+      </w:r>
+      <w:proofErr w:type="spellStart"/>
+      <w:r>
+        <w:rPr>
+          <w:lang w:val="en-SI"/>
+        </w:rPr>
+        <w:t>euribor</w:t>
+      </w:r>
+      <w:proofErr w:type="spellEnd"/>
+      <w:r>
+        <w:rPr>
+          <w:lang w:val="en-SI"/>
+        </w:rPr>
+        <w:t>) in </w:t>
+      </w:r>
+      <w:proofErr w:type="spellStart"/>
+      <w:r>
+        <w:rPr>
+          <w:lang w:val="en-SI"/>
+        </w:rPr>
+        <w:t>ti</w:t>
+      </w:r>
+      <w:proofErr w:type="spellEnd"/>
+      <w:r>
+        <w:rPr>
+          <w:lang w:val="en-SI"/>
+        </w:rPr>
+        <w:t> ga </w:t>
+      </w:r>
+      <w:proofErr w:type="spellStart"/>
+      <w:r>
+        <w:rPr>
+          <w:lang w:val="en-SI"/>
+        </w:rPr>
+        <w:t>pripravim</w:t>
+      </w:r>
+      <w:proofErr w:type="spellEnd"/>
+      <w:r>
+        <w:rPr>
+          <w:lang w:val="en-SI"/>
+        </w:rPr>
+        <w:t> po </w:t>
+      </w:r>
+      <w:proofErr w:type="spellStart"/>
+      <w:r>
+        <w:rPr>
+          <w:lang w:val="en-SI"/>
+        </w:rPr>
+        <w:t>istem</w:t>
+      </w:r>
+      <w:proofErr w:type="spellEnd"/>
+      <w:r>
+        <w:rPr>
+          <w:lang w:val="en-SI"/>
+        </w:rPr>
+        <w:t> </w:t>
+      </w:r>
+      <w:proofErr w:type="spellStart"/>
+      <w:r>
+        <w:rPr>
+          <w:lang w:val="en-SI"/>
+        </w:rPr>
+        <w:t>stilu</w:t>
+      </w:r>
+      <w:proofErr w:type="spellEnd"/>
+      <w:r>
+        <w:rPr>
+          <w:lang w:val="en-SI"/>
+        </w:rPr>
+        <w:t xml:space="preserve"> </w:t>
+      </w:r>
+      <w:proofErr w:type="spellStart"/>
+      <w:r>
+        <w:rPr>
+          <w:lang w:val="en-SI"/>
+        </w:rPr>
+        <w:t>kot</w:t>
+      </w:r>
+      <w:proofErr w:type="spellEnd"/>
+      <w:r>
+        <w:rPr>
+          <w:lang w:val="en-SI"/>
+        </w:rPr>
+        <w:t> “Kaj je EOM”.</w:t>
       </w:r>
     </w:p>
     <w:p/>
@@ -1618,6 +2639,123 @@
 <file path=word/numbering.xml><?xml version="1.0" encoding="utf-8"?>
 <w:numbering xmlns:wpc="http://schemas.microsoft.com/office/word/2010/wordprocessingCanvas" xmlns:cx="http://schemas.microsoft.com/office/drawing/2014/chartex" xmlns:cx1="http://schemas.microsoft.com/office/drawing/2015/9/8/chartex" xmlns:cx2="http://schemas.microsoft.com/office/drawing/2015/10/21/chartex" xmlns:cx3="http://schemas.microsoft.com/office/drawing/2016/5/9/chartex" xmlns:cx4="http://schemas.microsoft.com/office/drawing/2016/5/10/chartex" xmlns:cx5="http://schemas.microsoft.com/office/drawing/2016/5/11/chartex" xmlns:cx6="http://schemas.microsoft.com/office/drawing/2016/5/12/chartex" xmlns:cx7="http://schemas.microsoft.com/office/drawing/2016/5/13/chartex" xmlns:cx8="http://schemas.microsoft.com/office/drawing/2016/5/14/chartex" xmlns:mc="http://schemas.openxmlformats.org/markup-compatibility/2006" xmlns:aink="http://schemas.microsoft.com/office/drawing/2016/ink" xmlns:am3d="http://schemas.microsoft.com/office/drawing/2017/model3d" xmlns:o="urn:schemas-microsoft-com:office:office" xmlns:oel="http://schemas.microsoft.com/office/2019/extlst" xmlns:r="http://schemas.openxmlformats.org/officeDocument/2006/relationships" xmlns:m="http://schemas.openxmlformats.org/officeDocument/2006/math" xmlns:v="urn:schemas-microsoft-com:vml" xmlns:wp14="http://schemas.microsoft.com/office/word/2010/wordprocessingDrawing" xmlns:wp="http://schemas.openxmlformats.org/drawingml/2006/wordprocessingDrawing" xmlns:w10="urn:schemas-microsoft-com:office:word" xmlns:w="http://schemas.openxmlformats.org/wordprocessingml/2006/main" xmlns:w14="http://schemas.microsoft.com/office/word/2010/wordml" xmlns:w15="http://schemas.microsoft.com/office/word/2012/wordml" xmlns:w16cex="http://schemas.microsoft.com/office/word/2018/wordml/cex" xmlns:w16cid="http://schemas.microsoft.com/office/word/2016/wordml/cid" xmlns:w16="http://schemas.microsoft.com/office/word/2018/wordml" xmlns:w16du="http://schemas.microsoft.com/office/word/2023/wordml/word16du" xmlns:w16sdtdh="http://schemas.microsoft.com/office/word/2020/wordml/sdtdatahash" xmlns:w16sdtfl="http://schemas.microsoft.com/office/word/2024/wordml/sdtformatlock" xmlns:w16se="http://schemas.microsoft.com/office/word/2015/wordml/symex" xmlns:wpg="http://schemas.microsoft.com/office/word/2010/wordprocessingGroup" xmlns:wpi="http://schemas.microsoft.com/office/word/2010/wordprocessingInk" xmlns:wne="http://schemas.microsoft.com/office/word/2006/wordml" xmlns:wps="http://schemas.microsoft.com/office/word/2010/wordprocessingShape" mc:Ignorable="w14 w15 w16se w16cid w16 w16cex w16sdtdh w16sdtfl w16du wp14">
   <w:abstractNum w:abstractNumId="0" w15:restartNumberingAfterBreak="0">
+    <w:nsid w:val="0E75481A"/>
+    <w:multiLevelType w:val="multilevel"/>
+    <w:tmpl w:val="9410AC6E"/>
+    <w:lvl w:ilvl="0">
+      <w:start w:val="1"/>
+      <w:numFmt w:val="decimal"/>
+      <w:lvlText w:val="%1."/>
+      <w:lvlJc w:val="left"/>
+      <w:pPr>
+        <w:tabs>
+          <w:tab w:val="num" w:pos="720"/>
+        </w:tabs>
+        <w:ind w:left="720" w:hanging="360"/>
+      </w:pPr>
+    </w:lvl>
+    <w:lvl w:ilvl="1">
+      <w:start w:val="1"/>
+      <w:numFmt w:val="bullet"/>
+      <w:lvlText w:val=""/>
+      <w:lvlJc w:val="left"/>
+      <w:pPr>
+        <w:tabs>
+          <w:tab w:val="num" w:pos="1440"/>
+        </w:tabs>
+        <w:ind w:left="1440" w:hanging="360"/>
+      </w:pPr>
+      <w:rPr>
+        <w:rFonts w:ascii="Symbol" w:hAnsi="Symbol" w:hint="default"/>
+        <w:sz w:val="20"/>
+      </w:rPr>
+    </w:lvl>
+    <w:lvl w:ilvl="2" w:tentative="1">
+      <w:start w:val="1"/>
+      <w:numFmt w:val="decimal"/>
+      <w:lvlText w:val="%3."/>
+      <w:lvlJc w:val="left"/>
+      <w:pPr>
+        <w:tabs>
+          <w:tab w:val="num" w:pos="2160"/>
+        </w:tabs>
+        <w:ind w:left="2160" w:hanging="360"/>
+      </w:pPr>
+    </w:lvl>
+    <w:lvl w:ilvl="3" w:tentative="1">
+      <w:start w:val="1"/>
+      <w:numFmt w:val="decimal"/>
+      <w:lvlText w:val="%4."/>
+      <w:lvlJc w:val="left"/>
+      <w:pPr>
+        <w:tabs>
+          <w:tab w:val="num" w:pos="2880"/>
+        </w:tabs>
+        <w:ind w:left="2880" w:hanging="360"/>
+      </w:pPr>
+    </w:lvl>
+    <w:lvl w:ilvl="4" w:tentative="1">
+      <w:start w:val="1"/>
+      <w:numFmt w:val="decimal"/>
+      <w:lvlText w:val="%5."/>
+      <w:lvlJc w:val="left"/>
+      <w:pPr>
+        <w:tabs>
+          <w:tab w:val="num" w:pos="3600"/>
+        </w:tabs>
+        <w:ind w:left="3600" w:hanging="360"/>
+      </w:pPr>
+    </w:lvl>
+    <w:lvl w:ilvl="5" w:tentative="1">
+      <w:start w:val="1"/>
+      <w:numFmt w:val="decimal"/>
+      <w:lvlText w:val="%6."/>
+      <w:lvlJc w:val="left"/>
+      <w:pPr>
+        <w:tabs>
+          <w:tab w:val="num" w:pos="4320"/>
+        </w:tabs>
+        <w:ind w:left="4320" w:hanging="360"/>
+      </w:pPr>
+    </w:lvl>
+    <w:lvl w:ilvl="6" w:tentative="1">
+      <w:start w:val="1"/>
+      <w:numFmt w:val="decimal"/>
+      <w:lvlText w:val="%7."/>
+      <w:lvlJc w:val="left"/>
+      <w:pPr>
+        <w:tabs>
+          <w:tab w:val="num" w:pos="5040"/>
+        </w:tabs>
+        <w:ind w:left="5040" w:hanging="360"/>
+      </w:pPr>
+    </w:lvl>
+    <w:lvl w:ilvl="7" w:tentative="1">
+      <w:start w:val="1"/>
+      <w:numFmt w:val="decimal"/>
+      <w:lvlText w:val="%8."/>
+      <w:lvlJc w:val="left"/>
+      <w:pPr>
+        <w:tabs>
+          <w:tab w:val="num" w:pos="5760"/>
+        </w:tabs>
+        <w:ind w:left="5760" w:hanging="360"/>
+      </w:pPr>
+    </w:lvl>
+    <w:lvl w:ilvl="8" w:tentative="1">
+      <w:start w:val="1"/>
+      <w:numFmt w:val="decimal"/>
+      <w:lvlText w:val="%9."/>
+      <w:lvlJc w:val="left"/>
+      <w:pPr>
+        <w:tabs>
+          <w:tab w:val="num" w:pos="6480"/>
+        </w:tabs>
+        <w:ind w:left="6480" w:hanging="360"/>
+      </w:pPr>
+    </w:lvl>
+  </w:abstractNum>
+  <w:abstractNum w:abstractNumId="1" w15:restartNumberingAfterBreak="0">
     <w:nsid w:val="1ED63179"/>
     <w:multiLevelType w:val="multilevel"/>
     <w:tmpl w:val="7A7EAA56"/>
@@ -1766,7 +2904,156 @@
       </w:rPr>
     </w:lvl>
   </w:abstractNum>
-  <w:abstractNum w:abstractNumId="1" w15:restartNumberingAfterBreak="0">
+  <w:abstractNum w:abstractNumId="2" w15:restartNumberingAfterBreak="0">
+    <w:nsid w:val="27E07CF4"/>
+    <w:multiLevelType w:val="multilevel"/>
+    <w:tmpl w:val="D0305B20"/>
+    <w:lvl w:ilvl="0">
+      <w:start w:val="1"/>
+      <w:numFmt w:val="bullet"/>
+      <w:lvlText w:val=""/>
+      <w:lvlJc w:val="left"/>
+      <w:pPr>
+        <w:tabs>
+          <w:tab w:val="num" w:pos="720"/>
+        </w:tabs>
+        <w:ind w:left="720" w:hanging="360"/>
+      </w:pPr>
+      <w:rPr>
+        <w:rFonts w:ascii="Symbol" w:hAnsi="Symbol" w:hint="default"/>
+        <w:sz w:val="20"/>
+      </w:rPr>
+    </w:lvl>
+    <w:lvl w:ilvl="1" w:tentative="1">
+      <w:start w:val="1"/>
+      <w:numFmt w:val="bullet"/>
+      <w:lvlText w:val=""/>
+      <w:lvlJc w:val="left"/>
+      <w:pPr>
+        <w:tabs>
+          <w:tab w:val="num" w:pos="1440"/>
+        </w:tabs>
+        <w:ind w:left="1440" w:hanging="360"/>
+      </w:pPr>
+      <w:rPr>
+        <w:rFonts w:ascii="Symbol" w:hAnsi="Symbol" w:hint="default"/>
+        <w:sz w:val="20"/>
+      </w:rPr>
+    </w:lvl>
+    <w:lvl w:ilvl="2" w:tentative="1">
+      <w:start w:val="1"/>
+      <w:numFmt w:val="bullet"/>
+      <w:lvlText w:val=""/>
+      <w:lvlJc w:val="left"/>
+      <w:pPr>
+        <w:tabs>
+          <w:tab w:val="num" w:pos="2160"/>
+        </w:tabs>
+        <w:ind w:left="2160" w:hanging="360"/>
+      </w:pPr>
+      <w:rPr>
+        <w:rFonts w:ascii="Symbol" w:hAnsi="Symbol" w:hint="default"/>
+        <w:sz w:val="20"/>
+      </w:rPr>
+    </w:lvl>
+    <w:lvl w:ilvl="3" w:tentative="1">
+      <w:start w:val="1"/>
+      <w:numFmt w:val="bullet"/>
+      <w:lvlText w:val=""/>
+      <w:lvlJc w:val="left"/>
+      <w:pPr>
+        <w:tabs>
+          <w:tab w:val="num" w:pos="2880"/>
+        </w:tabs>
+        <w:ind w:left="2880" w:hanging="360"/>
+      </w:pPr>
+      <w:rPr>
+        <w:rFonts w:ascii="Symbol" w:hAnsi="Symbol" w:hint="default"/>
+        <w:sz w:val="20"/>
+      </w:rPr>
+    </w:lvl>
+    <w:lvl w:ilvl="4" w:tentative="1">
+      <w:start w:val="1"/>
+      <w:numFmt w:val="bullet"/>
+      <w:lvlText w:val=""/>
+      <w:lvlJc w:val="left"/>
+      <w:pPr>
+        <w:tabs>
+          <w:tab w:val="num" w:pos="3600"/>
+        </w:tabs>
+        <w:ind w:left="3600" w:hanging="360"/>
+      </w:pPr>
+      <w:rPr>
+        <w:rFonts w:ascii="Symbol" w:hAnsi="Symbol" w:hint="default"/>
+        <w:sz w:val="20"/>
+      </w:rPr>
+    </w:lvl>
+    <w:lvl w:ilvl="5" w:tentative="1">
+      <w:start w:val="1"/>
+      <w:numFmt w:val="bullet"/>
+      <w:lvlText w:val=""/>
+      <w:lvlJc w:val="left"/>
+      <w:pPr>
+        <w:tabs>
+          <w:tab w:val="num" w:pos="4320"/>
+        </w:tabs>
+        <w:ind w:left="4320" w:hanging="360"/>
+      </w:pPr>
+      <w:rPr>
+        <w:rFonts w:ascii="Symbol" w:hAnsi="Symbol" w:hint="default"/>
+        <w:sz w:val="20"/>
+      </w:rPr>
+    </w:lvl>
+    <w:lvl w:ilvl="6" w:tentative="1">
+      <w:start w:val="1"/>
+      <w:numFmt w:val="bullet"/>
+      <w:lvlText w:val=""/>
+      <w:lvlJc w:val="left"/>
+      <w:pPr>
+        <w:tabs>
+          <w:tab w:val="num" w:pos="5040"/>
+        </w:tabs>
+        <w:ind w:left="5040" w:hanging="360"/>
+      </w:pPr>
+      <w:rPr>
+        <w:rFonts w:ascii="Symbol" w:hAnsi="Symbol" w:hint="default"/>
+        <w:sz w:val="20"/>
+      </w:rPr>
+    </w:lvl>
+    <w:lvl w:ilvl="7" w:tentative="1">
+      <w:start w:val="1"/>
+      <w:numFmt w:val="bullet"/>
+      <w:lvlText w:val=""/>
+      <w:lvlJc w:val="left"/>
+      <w:pPr>
+        <w:tabs>
+          <w:tab w:val="num" w:pos="5760"/>
+        </w:tabs>
+        <w:ind w:left="5760" w:hanging="360"/>
+      </w:pPr>
+      <w:rPr>
+        <w:rFonts w:ascii="Symbol" w:hAnsi="Symbol" w:hint="default"/>
+        <w:sz w:val="20"/>
+      </w:rPr>
+    </w:lvl>
+    <w:lvl w:ilvl="8" w:tentative="1">
+      <w:start w:val="1"/>
+      <w:numFmt w:val="bullet"/>
+      <w:lvlText w:val=""/>
+      <w:lvlJc w:val="left"/>
+      <w:pPr>
+        <w:tabs>
+          <w:tab w:val="num" w:pos="6480"/>
+        </w:tabs>
+        <w:ind w:left="6480" w:hanging="360"/>
+      </w:pPr>
+      <w:rPr>
+        <w:rFonts w:ascii="Symbol" w:hAnsi="Symbol" w:hint="default"/>
+        <w:sz w:val="20"/>
+      </w:rPr>
+    </w:lvl>
+  </w:abstractNum>
+  <w:abstractNum w:abstractNumId="3" w15:restartNumberingAfterBreak="0">
     <w:nsid w:val="30270BB2"/>
     <w:multiLevelType w:val="multilevel"/>
     <w:tmpl w:val="B5366E90"/>
@@ -1915,7 +3202,7 @@
       </w:rPr>
     </w:lvl>
   </w:abstractNum>
-  <w:abstractNum w:abstractNumId="2" w15:restartNumberingAfterBreak="0">
+  <w:abstractNum w:abstractNumId="4" w15:restartNumberingAfterBreak="0">
     <w:nsid w:val="34625C59"/>
     <w:multiLevelType w:val="multilevel"/>
     <w:tmpl w:val="F76ED12A"/>
@@ -2064,7 +3351,7 @@
       </w:rPr>
     </w:lvl>
   </w:abstractNum>
-  <w:abstractNum w:abstractNumId="3" w15:restartNumberingAfterBreak="0">
+  <w:abstractNum w:abstractNumId="5" w15:restartNumberingAfterBreak="0">
     <w:nsid w:val="4C1C20D4"/>
     <w:multiLevelType w:val="multilevel"/>
     <w:tmpl w:val="2DC0AE7A"/>
@@ -2213,7 +3500,7 @@
       </w:rPr>
     </w:lvl>
   </w:abstractNum>
-  <w:abstractNum w:abstractNumId="4" w15:restartNumberingAfterBreak="0">
+  <w:abstractNum w:abstractNumId="6" w15:restartNumberingAfterBreak="0">
     <w:nsid w:val="52597335"/>
     <w:multiLevelType w:val="multilevel"/>
     <w:tmpl w:val="15E8B140"/>
@@ -2326,7 +3613,7 @@
       </w:pPr>
     </w:lvl>
   </w:abstractNum>
-  <w:abstractNum w:abstractNumId="5" w15:restartNumberingAfterBreak="0">
+  <w:abstractNum w:abstractNumId="7" w15:restartNumberingAfterBreak="0">
     <w:nsid w:val="57B9209A"/>
     <w:multiLevelType w:val="multilevel"/>
     <w:tmpl w:val="DC2AEF1C"/>
@@ -2439,7 +3726,7 @@
       </w:pPr>
     </w:lvl>
   </w:abstractNum>
-  <w:abstractNum w:abstractNumId="6" w15:restartNumberingAfterBreak="0">
+  <w:abstractNum w:abstractNumId="8" w15:restartNumberingAfterBreak="0">
     <w:nsid w:val="632F5935"/>
     <w:multiLevelType w:val="multilevel"/>
     <w:tmpl w:val="38D0E374"/>
@@ -2552,7 +3839,120 @@
       </w:pPr>
     </w:lvl>
   </w:abstractNum>
-  <w:abstractNum w:abstractNumId="7" w15:restartNumberingAfterBreak="0">
+  <w:abstractNum w:abstractNumId="9" w15:restartNumberingAfterBreak="0">
+    <w:nsid w:val="6E4651A0"/>
+    <w:multiLevelType w:val="multilevel"/>
+    <w:tmpl w:val="38D0ED60"/>
+    <w:lvl w:ilvl="0">
+      <w:start w:val="6"/>
+      <w:numFmt w:val="decimal"/>
+      <w:lvlText w:val="%1."/>
+      <w:lvlJc w:val="left"/>
+      <w:pPr>
+        <w:tabs>
+          <w:tab w:val="num" w:pos="720"/>
+        </w:tabs>
+        <w:ind w:left="720" w:hanging="360"/>
+      </w:pPr>
+    </w:lvl>
+    <w:lvl w:ilvl="1" w:tentative="1">
+      <w:start w:val="1"/>
+      <w:numFmt w:val="decimal"/>
+      <w:lvlText w:val="%2."/>
+      <w:lvlJc w:val="left"/>
+      <w:pPr>
+        <w:tabs>
+          <w:tab w:val="num" w:pos="1440"/>
+        </w:tabs>
+        <w:ind w:left="1440" w:hanging="360"/>
+      </w:pPr>
+    </w:lvl>
+    <w:lvl w:ilvl="2" w:tentative="1">
+      <w:start w:val="1"/>
+      <w:numFmt w:val="decimal"/>
+      <w:lvlText w:val="%3."/>
+      <w:lvlJc w:val="left"/>
+      <w:pPr>
+        <w:tabs>
+          <w:tab w:val="num" w:pos="2160"/>
+        </w:tabs>
+        <w:ind w:left="2160" w:hanging="360"/>
+      </w:pPr>
+    </w:lvl>
+    <w:lvl w:ilvl="3" w:tentative="1">
+      <w:start w:val="1"/>
+      <w:numFmt w:val="decimal"/>
+      <w:lvlText w:val="%4."/>
+      <w:lvlJc w:val="left"/>
+      <w:pPr>
+        <w:tabs>
+          <w:tab w:val="num" w:pos="2880"/>
+        </w:tabs>
+        <w:ind w:left="2880" w:hanging="360"/>
+      </w:pPr>
+    </w:lvl>
+    <w:lvl w:ilvl="4" w:tentative="1">
+      <w:start w:val="1"/>
+      <w:numFmt w:val="decimal"/>
+      <w:lvlText w:val="%5."/>
+      <w:lvlJc w:val="left"/>
+      <w:pPr>
+        <w:tabs>
+          <w:tab w:val="num" w:pos="3600"/>
+        </w:tabs>
+        <w:ind w:left="3600" w:hanging="360"/>
+      </w:pPr>
+    </w:lvl>
+    <w:lvl w:ilvl="5" w:tentative="1">
+      <w:start w:val="1"/>
+      <w:numFmt w:val="decimal"/>
+      <w:lvlText w:val="%6."/>
+      <w:lvlJc w:val="left"/>
+      <w:pPr>
+        <w:tabs>
+          <w:tab w:val="num" w:pos="4320"/>
+        </w:tabs>
+        <w:ind w:left="4320" w:hanging="360"/>
+      </w:pPr>
+    </w:lvl>
+    <w:lvl w:ilvl="6" w:tentative="1">
+      <w:start w:val="1"/>
+      <w:numFmt w:val="decimal"/>
+      <w:lvlText w:val="%7."/>
+      <w:lvlJc w:val="left"/>
+      <w:pPr>
+        <w:tabs>
+          <w:tab w:val="num" w:pos="5040"/>
+        </w:tabs>
+        <w:ind w:left="5040" w:hanging="360"/>
+      </w:pPr>
+    </w:lvl>
+    <w:lvl w:ilvl="7" w:tentative="1">
+      <w:start w:val="1"/>
+      <w:numFmt w:val="decimal"/>
+      <w:lvlText w:val="%8."/>
+      <w:lvlJc w:val="left"/>
+      <w:pPr>
+        <w:tabs>
+          <w:tab w:val="num" w:pos="5760"/>
+        </w:tabs>
+        <w:ind w:left="5760" w:hanging="360"/>
+      </w:pPr>
+    </w:lvl>
+    <w:lvl w:ilvl="8" w:tentative="1">
+      <w:start w:val="1"/>
+      <w:numFmt w:val="decimal"/>
+      <w:lvlText w:val="%9."/>
+      <w:lvlJc w:val="left"/>
+      <w:pPr>
+        <w:tabs>
+          <w:tab w:val="num" w:pos="6480"/>
+        </w:tabs>
+        <w:ind w:left="6480" w:hanging="360"/>
+      </w:pPr>
+    </w:lvl>
+  </w:abstractNum>
+  <w:abstractNum w:abstractNumId="10" w15:restartNumberingAfterBreak="0">
     <w:nsid w:val="79D0047B"/>
     <w:multiLevelType w:val="multilevel"/>
     <w:tmpl w:val="2C0E88D4"/>
@@ -2701,7 +4101,156 @@
       </w:rPr>
     </w:lvl>
   </w:abstractNum>
-  <w:abstractNum w:abstractNumId="8" w15:restartNumberingAfterBreak="0">
+  <w:abstractNum w:abstractNumId="11" w15:restartNumberingAfterBreak="0">
+    <w:nsid w:val="7A6E2E90"/>
+    <w:multiLevelType w:val="multilevel"/>
+    <w:tmpl w:val="0478DCBC"/>
+    <w:lvl w:ilvl="0">
+      <w:start w:val="1"/>
+      <w:numFmt w:val="bullet"/>
+      <w:lvlText w:val=""/>
+      <w:lvlJc w:val="left"/>
+      <w:pPr>
+        <w:tabs>
+          <w:tab w:val="num" w:pos="720"/>
+        </w:tabs>
+        <w:ind w:left="720" w:hanging="360"/>
+      </w:pPr>
+      <w:rPr>
+        <w:rFonts w:ascii="Symbol" w:hAnsi="Symbol" w:hint="default"/>
+        <w:sz w:val="20"/>
+      </w:rPr>
+    </w:lvl>
+    <w:lvl w:ilvl="1" w:tentative="1">
+      <w:start w:val="1"/>
+      <w:numFmt w:val="bullet"/>
+      <w:lvlText w:val=""/>
+      <w:lvlJc w:val="left"/>
+      <w:pPr>
+        <w:tabs>
+          <w:tab w:val="num" w:pos="1440"/>
+        </w:tabs>
+        <w:ind w:left="1440" w:hanging="360"/>
+      </w:pPr>
+      <w:rPr>
+        <w:rFonts w:ascii="Symbol" w:hAnsi="Symbol" w:hint="default"/>
+        <w:sz w:val="20"/>
+      </w:rPr>
+    </w:lvl>
+    <w:lvl w:ilvl="2" w:tentative="1">
+      <w:start w:val="1"/>
+      <w:numFmt w:val="bullet"/>
+      <w:lvlText w:val=""/>
+      <w:lvlJc w:val="left"/>
+      <w:pPr>
+        <w:tabs>
+          <w:tab w:val="num" w:pos="2160"/>
+        </w:tabs>
+        <w:ind w:left="2160" w:hanging="360"/>
+      </w:pPr>
+      <w:rPr>
+        <w:rFonts w:ascii="Symbol" w:hAnsi="Symbol" w:hint="default"/>
+        <w:sz w:val="20"/>
+      </w:rPr>
+    </w:lvl>
+    <w:lvl w:ilvl="3" w:tentative="1">
+      <w:start w:val="1"/>
+      <w:numFmt w:val="bullet"/>
+      <w:lvlText w:val=""/>
+      <w:lvlJc w:val="left"/>
+      <w:pPr>
+        <w:tabs>
+          <w:tab w:val="num" w:pos="2880"/>
+        </w:tabs>
+        <w:ind w:left="2880" w:hanging="360"/>
+      </w:pPr>
+      <w:rPr>
+        <w:rFonts w:ascii="Symbol" w:hAnsi="Symbol" w:hint="default"/>
+        <w:sz w:val="20"/>
+      </w:rPr>
+    </w:lvl>
+    <w:lvl w:ilvl="4" w:tentative="1">
+      <w:start w:val="1"/>
+      <w:numFmt w:val="bullet"/>
+      <w:lvlText w:val=""/>
+      <w:lvlJc w:val="left"/>
+      <w:pPr>
+        <w:tabs>
+          <w:tab w:val="num" w:pos="3600"/>
+        </w:tabs>
+        <w:ind w:left="3600" w:hanging="360"/>
+      </w:pPr>
+      <w:rPr>
+        <w:rFonts w:ascii="Symbol" w:hAnsi="Symbol" w:hint="default"/>
+        <w:sz w:val="20"/>
+      </w:rPr>
+    </w:lvl>
+    <w:lvl w:ilvl="5" w:tentative="1">
+      <w:start w:val="1"/>
+      <w:numFmt w:val="bullet"/>
+      <w:lvlText w:val=""/>
+      <w:lvlJc w:val="left"/>
+      <w:pPr>
+        <w:tabs>
+          <w:tab w:val="num" w:pos="4320"/>
+        </w:tabs>
+        <w:ind w:left="4320" w:hanging="360"/>
+      </w:pPr>
+      <w:rPr>
+        <w:rFonts w:ascii="Symbol" w:hAnsi="Symbol" w:hint="default"/>
+        <w:sz w:val="20"/>
+      </w:rPr>
+    </w:lvl>
+    <w:lvl w:ilvl="6" w:tentative="1">
+      <w:start w:val="1"/>
+      <w:numFmt w:val="bullet"/>
+      <w:lvlText w:val=""/>
+      <w:lvlJc w:val="left"/>
+      <w:pPr>
+        <w:tabs>
+          <w:tab w:val="num" w:pos="5040"/>
+        </w:tabs>
+        <w:ind w:left="5040" w:hanging="360"/>
+      </w:pPr>
+      <w:rPr>
+        <w:rFonts w:ascii="Symbol" w:hAnsi="Symbol" w:hint="default"/>
+        <w:sz w:val="20"/>
+      </w:rPr>
+    </w:lvl>
+    <w:lvl w:ilvl="7" w:tentative="1">
+      <w:start w:val="1"/>
+      <w:numFmt w:val="bullet"/>
+      <w:lvlText w:val=""/>
+      <w:lvlJc w:val="left"/>
+      <w:pPr>
+        <w:tabs>
+          <w:tab w:val="num" w:pos="5760"/>
+        </w:tabs>
+        <w:ind w:left="5760" w:hanging="360"/>
+      </w:pPr>
+      <w:rPr>
+        <w:rFonts w:ascii="Symbol" w:hAnsi="Symbol" w:hint="default"/>
+        <w:sz w:val="20"/>
+      </w:rPr>
+    </w:lvl>
+    <w:lvl w:ilvl="8" w:tentative="1">
+      <w:start w:val="1"/>
+      <w:numFmt w:val="bullet"/>
+      <w:lvlText w:val=""/>
+      <w:lvlJc w:val="left"/>
+      <w:pPr>
+        <w:tabs>
+          <w:tab w:val="num" w:pos="6480"/>
+        </w:tabs>
+        <w:ind w:left="6480" w:hanging="360"/>
+      </w:pPr>
+      <w:rPr>
+        <w:rFonts w:ascii="Symbol" w:hAnsi="Symbol" w:hint="default"/>
+        <w:sz w:val="20"/>
+      </w:rPr>
+    </w:lvl>
+  </w:abstractNum>
+  <w:abstractNum w:abstractNumId="12" w15:restartNumberingAfterBreak="0">
     <w:nsid w:val="7B095ED2"/>
     <w:multiLevelType w:val="multilevel"/>
     <w:tmpl w:val="CF20BEAA"/>
@@ -2850,7 +4399,7 @@
       </w:rPr>
     </w:lvl>
   </w:abstractNum>
-  <w:abstractNum w:abstractNumId="9" w15:restartNumberingAfterBreak="0">
+  <w:abstractNum w:abstractNumId="13" w15:restartNumberingAfterBreak="0">
     <w:nsid w:val="7C6157FD"/>
     <w:multiLevelType w:val="multilevel"/>
     <w:tmpl w:val="789A3C08"/>
@@ -2963,7 +4512,7 @@
       </w:pPr>
     </w:lvl>
   </w:abstractNum>
-  <w:abstractNum w:abstractNumId="10" w15:restartNumberingAfterBreak="0">
+  <w:abstractNum w:abstractNumId="14" w15:restartNumberingAfterBreak="0">
     <w:nsid w:val="7F541D8E"/>
     <w:multiLevelType w:val="multilevel"/>
     <w:tmpl w:val="ECE49BD6"/>
@@ -3077,37 +4626,49 @@
     </w:lvl>
   </w:abstractNum>
   <w:num w:numId="1" w16cid:durableId="1203983389">
+    <w:abstractNumId w:val="7"/>
+  </w:num>
+  <w:num w:numId="2" w16cid:durableId="1815295749">
+    <w:abstractNumId w:val="4"/>
+  </w:num>
+  <w:num w:numId="3" w16cid:durableId="761678704">
+    <w:abstractNumId w:val="13"/>
+  </w:num>
+  <w:num w:numId="4" w16cid:durableId="2002541372">
     <w:abstractNumId w:val="5"/>
   </w:num>
-  <w:num w:numId="2" w16cid:durableId="1815295749">
-    <w:abstractNumId w:val="2"/>
+  <w:num w:numId="5" w16cid:durableId="1166213527">
+    <w:abstractNumId w:val="8"/>
   </w:num>
-  <w:num w:numId="3" w16cid:durableId="761678704">
+  <w:num w:numId="6" w16cid:durableId="30424233">
+    <w:abstractNumId w:val="3"/>
+  </w:num>
+  <w:num w:numId="7" w16cid:durableId="923758363">
+    <w:abstractNumId w:val="6"/>
+  </w:num>
+  <w:num w:numId="8" w16cid:durableId="598031316">
+    <w:abstractNumId w:val="1"/>
+  </w:num>
+  <w:num w:numId="9" w16cid:durableId="2024045509">
+    <w:abstractNumId w:val="14"/>
+  </w:num>
+  <w:num w:numId="10" w16cid:durableId="1321350707">
+    <w:abstractNumId w:val="10"/>
+  </w:num>
+  <w:num w:numId="11" w16cid:durableId="219363529">
+    <w:abstractNumId w:val="12"/>
+  </w:num>
+  <w:num w:numId="12" w16cid:durableId="1253050557">
+    <w:abstractNumId w:val="0"/>
+  </w:num>
+  <w:num w:numId="13" w16cid:durableId="1811634841">
+    <w:abstractNumId w:val="11"/>
+  </w:num>
+  <w:num w:numId="14" w16cid:durableId="562376961">
     <w:abstractNumId w:val="9"/>
   </w:num>
-  <w:num w:numId="4" w16cid:durableId="2002541372">
-    <w:abstractNumId w:val="3"/>
-  </w:num>
-  <w:num w:numId="5" w16cid:durableId="1166213527">
-    <w:abstractNumId w:val="6"/>
-  </w:num>
-  <w:num w:numId="6" w16cid:durableId="30424233">
-    <w:abstractNumId w:val="1"/>
-  </w:num>
-  <w:num w:numId="7" w16cid:durableId="923758363">
-    <w:abstractNumId w:val="4"/>
-  </w:num>
-  <w:num w:numId="8" w16cid:durableId="598031316">
-    <w:abstractNumId w:val="0"/>
-  </w:num>
-  <w:num w:numId="9" w16cid:durableId="2024045509">
-    <w:abstractNumId w:val="10"/>
-  </w:num>
-  <w:num w:numId="10" w16cid:durableId="1321350707">
-    <w:abstractNumId w:val="7"/>
-  </w:num>
-  <w:num w:numId="11" w16cid:durableId="219363529">
-    <w:abstractNumId w:val="8"/>
+  <w:num w:numId="15" w16cid:durableId="584463172">
+    <w:abstractNumId w:val="2"/>
   </w:num>
 </w:numbering>
 </file>
